--- a/zht/docx/142.content.docx
+++ b/zht/docx/142.content.docx
@@ -379,18 +379,12 @@
           <w:lang w:val="zh_TW" w:bidi="zh_TW"/>
         </w:rPr>
       </w:r>
-      <w:hyperlink r:id="rId13">
-        <w:r>
-          <w:rPr>
-            <w:lang w:val="zh_TW" w:bidi="zh_TW"/>
-          </w:rPr>
-          <w:rPr>
-            <w:color w:val="0000EE"/>
-            <w:u w:val="single"/>
-          </w:rPr>
-          <w:t>雅各書1:21</w:t>
-        </w:r>
-      </w:hyperlink>
+      <w:r>
+        <w:rPr>
+          <w:lang w:val="zh_TW" w:bidi="zh_TW"/>
+        </w:rPr>
+        <w:t>雅各書1:21</w:t>
+      </w:r>
     </w:p>
     <w:p>
       <w:pPr>
@@ -403,18 +397,12 @@
           <w:lang w:val="zh_TW" w:bidi="zh_TW"/>
         </w:rPr>
       </w:r>
-      <w:hyperlink r:id="rId14">
-        <w:r>
-          <w:rPr>
-            <w:lang w:val="zh_TW" w:bidi="zh_TW"/>
-          </w:rPr>
-          <w:rPr>
-            <w:color w:val="0000EE"/>
-            <w:u w:val="single"/>
-          </w:rPr>
-          <w:t>雅各書3:13</w:t>
-        </w:r>
-      </w:hyperlink>
+      <w:r>
+        <w:rPr>
+          <w:lang w:val="zh_TW" w:bidi="zh_TW"/>
+        </w:rPr>
+        <w:t>雅各書3:13</w:t>
+      </w:r>
     </w:p>
     <w:p>
       <w:pPr>
@@ -427,18 +415,12 @@
           <w:lang w:val="zh_TW" w:bidi="zh_TW"/>
         </w:rPr>
       </w:r>
-      <w:hyperlink r:id="rId15">
-        <w:r>
-          <w:rPr>
-            <w:lang w:val="zh_TW" w:bidi="zh_TW"/>
-          </w:rPr>
-          <w:rPr>
-            <w:color w:val="0000EE"/>
-            <w:u w:val="single"/>
-          </w:rPr>
-          <w:t>雅各書4:10</w:t>
-        </w:r>
-      </w:hyperlink>
+      <w:r>
+        <w:rPr>
+          <w:lang w:val="zh_TW" w:bidi="zh_TW"/>
+        </w:rPr>
+        <w:t>雅各書4:10</w:t>
+      </w:r>
     </w:p>
     <w:p>
       <w:pPr>
@@ -451,18 +433,12 @@
           <w:lang w:val="zh_TW" w:bidi="zh_TW"/>
         </w:rPr>
       </w:r>
-      <w:hyperlink r:id="rId16">
-        <w:r>
-          <w:rPr>
-            <w:lang w:val="zh_TW" w:bidi="zh_TW"/>
-          </w:rPr>
-          <w:rPr>
-            <w:color w:val="0000EE"/>
-            <w:u w:val="single"/>
-          </w:rPr>
-          <w:t>路加福音14:11</w:t>
-        </w:r>
-      </w:hyperlink>
+      <w:r>
+        <w:rPr>
+          <w:lang w:val="zh_TW" w:bidi="zh_TW"/>
+        </w:rPr>
+        <w:t>路加福音14:11</w:t>
+      </w:r>
     </w:p>
     <w:p>
       <w:pPr>
@@ -475,18 +451,12 @@
           <w:lang w:val="zh_TW" w:bidi="zh_TW"/>
         </w:rPr>
       </w:r>
-      <w:hyperlink r:id="rId17">
-        <w:r>
-          <w:rPr>
-            <w:lang w:val="zh_TW" w:bidi="zh_TW"/>
-          </w:rPr>
-          <w:rPr>
-            <w:color w:val="0000EE"/>
-            <w:u w:val="single"/>
-          </w:rPr>
-          <w:t>路加福音18:14</w:t>
-        </w:r>
-      </w:hyperlink>
+      <w:r>
+        <w:rPr>
+          <w:lang w:val="zh_TW" w:bidi="zh_TW"/>
+        </w:rPr>
+        <w:t>路加福音18:14</w:t>
+      </w:r>
     </w:p>
     <w:p>
       <w:pPr>
@@ -499,18 +469,12 @@
           <w:lang w:val="zh_TW" w:bidi="zh_TW"/>
         </w:rPr>
       </w:r>
-      <w:hyperlink r:id="rId18">
-        <w:r>
-          <w:rPr>
-            <w:lang w:val="zh_TW" w:bidi="zh_TW"/>
-          </w:rPr>
-          <w:rPr>
-            <w:color w:val="0000EE"/>
-            <w:u w:val="single"/>
-          </w:rPr>
-          <w:t>馬太福音18:4</w:t>
-        </w:r>
-      </w:hyperlink>
+      <w:r>
+        <w:rPr>
+          <w:lang w:val="zh_TW" w:bidi="zh_TW"/>
+        </w:rPr>
+        <w:t>馬太福音18:4</w:t>
+      </w:r>
     </w:p>
     <w:p>
       <w:pPr>
@@ -523,18 +487,12 @@
           <w:lang w:val="zh_TW" w:bidi="zh_TW"/>
         </w:rPr>
       </w:r>
-      <w:hyperlink r:id="rId19">
-        <w:r>
-          <w:rPr>
-            <w:lang w:val="zh_TW" w:bidi="zh_TW"/>
-          </w:rPr>
-          <w:rPr>
-            <w:color w:val="0000EE"/>
-            <w:u w:val="single"/>
-          </w:rPr>
-          <w:t>馬太福音23:12</w:t>
-        </w:r>
-      </w:hyperlink>
+      <w:r>
+        <w:rPr>
+          <w:lang w:val="zh_TW" w:bidi="zh_TW"/>
+        </w:rPr>
+        <w:t>馬太福音23:12</w:t>
+      </w:r>
     </w:p>
     <w:p>
       <w:pPr>
@@ -939,18 +897,12 @@
           <w:lang w:val="zh_TW" w:bidi="zh_TW"/>
         </w:rPr>
       </w:r>
-      <w:hyperlink r:id="rId20">
-        <w:r>
-          <w:rPr>
-            <w:lang w:val="zh_TW" w:bidi="zh_TW"/>
-          </w:rPr>
-          <w:rPr>
-            <w:color w:val="0000EE"/>
-            <w:u w:val="single"/>
-          </w:rPr>
-          <w:t>約拿書1:7</w:t>
-        </w:r>
-      </w:hyperlink>
+      <w:r>
+        <w:rPr>
+          <w:lang w:val="zh_TW" w:bidi="zh_TW"/>
+        </w:rPr>
+        <w:t>約拿書1:7</w:t>
+      </w:r>
     </w:p>
     <w:p>
       <w:pPr>
@@ -963,18 +915,12 @@
           <w:lang w:val="zh_TW" w:bidi="zh_TW"/>
         </w:rPr>
       </w:r>
-      <w:hyperlink r:id="rId21">
-        <w:r>
-          <w:rPr>
-            <w:lang w:val="zh_TW" w:bidi="zh_TW"/>
-          </w:rPr>
-          <w:rPr>
-            <w:color w:val="0000EE"/>
-            <w:u w:val="single"/>
-          </w:rPr>
-          <w:t>路加福音1:8–10</w:t>
-        </w:r>
-      </w:hyperlink>
+      <w:r>
+        <w:rPr>
+          <w:lang w:val="zh_TW" w:bidi="zh_TW"/>
+        </w:rPr>
+        <w:t>路加福音1:8–10</w:t>
+      </w:r>
     </w:p>
     <w:p>
       <w:pPr>
@@ -987,18 +933,12 @@
           <w:lang w:val="zh_TW" w:bidi="zh_TW"/>
         </w:rPr>
       </w:r>
-      <w:hyperlink r:id="rId22">
-        <w:r>
-          <w:rPr>
-            <w:lang w:val="zh_TW" w:bidi="zh_TW"/>
-          </w:rPr>
-          <w:rPr>
-            <w:color w:val="0000EE"/>
-            <w:u w:val="single"/>
-          </w:rPr>
-          <w:t>路加福音23:34</w:t>
-        </w:r>
-      </w:hyperlink>
+      <w:r>
+        <w:rPr>
+          <w:lang w:val="zh_TW" w:bidi="zh_TW"/>
+        </w:rPr>
+        <w:t>路加福音23:34</w:t>
+      </w:r>
     </w:p>
     <w:p>
       <w:pPr>
@@ -1011,18 +951,12 @@
           <w:lang w:val="zh_TW" w:bidi="zh_TW"/>
         </w:rPr>
       </w:r>
-      <w:hyperlink r:id="rId23">
-        <w:r>
-          <w:rPr>
-            <w:lang w:val="zh_TW" w:bidi="zh_TW"/>
-          </w:rPr>
-          <w:rPr>
-            <w:color w:val="0000EE"/>
-            <w:u w:val="single"/>
-          </w:rPr>
-          <w:t>馬可福音15:22</w:t>
-        </w:r>
-      </w:hyperlink>
+      <w:r>
+        <w:rPr>
+          <w:lang w:val="zh_TW" w:bidi="zh_TW"/>
+        </w:rPr>
+        <w:t>馬可福音15:22</w:t>
+      </w:r>
     </w:p>
     <w:p>
       <w:pPr>
@@ -1035,18 +969,12 @@
           <w:lang w:val="zh_TW" w:bidi="zh_TW"/>
         </w:rPr>
       </w:r>
-      <w:hyperlink r:id="rId24">
-        <w:r>
-          <w:rPr>
-            <w:lang w:val="zh_TW" w:bidi="zh_TW"/>
-          </w:rPr>
-          <w:rPr>
-            <w:color w:val="0000EE"/>
-            <w:u w:val="single"/>
-          </w:rPr>
-          <w:t>馬太福音27:35–37</w:t>
-        </w:r>
-      </w:hyperlink>
+      <w:r>
+        <w:rPr>
+          <w:lang w:val="zh_TW" w:bidi="zh_TW"/>
+        </w:rPr>
+        <w:t>馬太福音27:35–37</w:t>
+      </w:r>
     </w:p>
     <w:p>
       <w:pPr>
@@ -1059,18 +987,12 @@
           <w:lang w:val="zh_TW" w:bidi="zh_TW"/>
         </w:rPr>
       </w:r>
-      <w:hyperlink r:id="rId25">
-        <w:r>
-          <w:rPr>
-            <w:lang w:val="zh_TW" w:bidi="zh_TW"/>
-          </w:rPr>
-          <w:rPr>
-            <w:color w:val="0000EE"/>
-            <w:u w:val="single"/>
-          </w:rPr>
-          <w:t>詩篇22:18–19</w:t>
-        </w:r>
-      </w:hyperlink>
+      <w:r>
+        <w:rPr>
+          <w:lang w:val="zh_TW" w:bidi="zh_TW"/>
+        </w:rPr>
+        <w:t>詩篇22:18–19</w:t>
+      </w:r>
     </w:p>
     <w:p>
       <w:pPr>
